--- a/technical_document/docx/05_developer_extension/DOC-05-EXT-07_Bangladesh_Bank_Regulatory_Return_XML_CSV_Generation_Guide.docx
+++ b/technical_document/docx/05_developer_extension/DOC-05-EXT-07_Bangladesh_Bank_Regulatory_Return_XML_CSV_Generation_Guide.docx
@@ -1552,6 +1552,58 @@
           </w:p>
         </w:tc>
       </w:tr>
+      <w:tr>
+        <w:tc>
+          <w:tcPr>
+            <w:tcW w:type="dxa" w:w="1872"/>
+          </w:tcPr>
+          <w:p>
+            <w:r>
+              <w:t>3.1.0</w:t>
+            </w:r>
+          </w:p>
+        </w:tc>
+        <w:tc>
+          <w:tcPr>
+            <w:tcW w:type="dxa" w:w="1872"/>
+          </w:tcPr>
+          <w:p>
+            <w:r>
+              <w:t>October 2026</w:t>
+            </w:r>
+          </w:p>
+        </w:tc>
+        <w:tc>
+          <w:tcPr>
+            <w:tcW w:type="dxa" w:w="1872"/>
+          </w:tcPr>
+          <w:p>
+            <w:r>
+              <w:t>Independent Forensic Re-audit</w:t>
+            </w:r>
+          </w:p>
+        </w:tc>
+        <w:tc>
+          <w:tcPr>
+            <w:tcW w:type="dxa" w:w="1872"/>
+          </w:tcPr>
+          <w:p>
+            <w:r>
+              <w:t>Factual corrections per audit/docx_forensic_audit_2026-10-08.md</w:t>
+            </w:r>
+          </w:p>
+        </w:tc>
+        <w:tc>
+          <w:tcPr>
+            <w:tcW w:type="dxa" w:w="1872"/>
+          </w:tcPr>
+          <w:p>
+            <w:r>
+              <w:t>Applied</w:t>
+            </w:r>
+          </w:p>
+        </w:tc>
+      </w:tr>
     </w:tbl>
     <w:p>
       <w:pPr>
@@ -1785,7 +1837,7 @@
           <w:color w:val="1A365D"/>
           <w:sz w:val="24"/>
         </w:rPr>
-        <w:t>2. Adding a New Return (e.g. SBS-3 SME Portfolio Return)</w:t>
+        <w:t>2. Adding a New Return (e.g. the SBS-3 Scheduled Bank Statistics return)</w:t>
       </w:r>
     </w:p>
     <w:p>
@@ -2032,7 +2084,7 @@
           <w:color w:val="003366"/>
           <w:sz w:val="19"/>
         </w:rPr>
-        <w:t xml:space="preserve">4. </w:t>
+        <w:t>4. Register report definition in the regulatory-return catalog (ulms.regulatory_return).</w:t>
       </w:r>
       <w:r>
         <w:rPr>
@@ -2040,7 +2092,6 @@
           <w:color w:val="2D3748"/>
           <w:sz w:val="19"/>
         </w:rPr>
-        <w:t xml:space="preserve">Register report definition in </w:t>
       </w:r>
       <w:r>
         <w:rPr>
@@ -2048,7 +2099,6 @@
           <w:color w:val="801515"/>
           <w:sz w:val="18"/>
         </w:rPr>
-        <w:t>ulms.loan_product</w:t>
       </w:r>
       <w:r>
         <w:rPr>
@@ -2056,7 +2106,6 @@
           <w:color w:val="2D3748"/>
           <w:sz w:val="19"/>
         </w:rPr>
-        <w:t>.</w:t>
       </w:r>
     </w:p>
     <w:tbl>
